--- a/Отчёт.docx
+++ b/Отчёт.docx
@@ -354,7 +354,44 @@
           <w:szCs w:val="28"/>
           <w:lang w:val="en-US"/>
         </w:rPr>
-        <w:t xml:space="preserve">P2P </w:t>
+        <w:t>P</w:t>
+      </w:r>
+      <w:r>
+        <w:rPr>
+          <w:rFonts w:ascii="Times New Roman" w:hAnsi="Times New Roman" w:cs="Times New Roman"/>
+          <w:b/>
+          <w:bCs/>
+          <w:i/>
+          <w:iCs/>
+          <w:sz w:val="28"/>
+          <w:szCs w:val="28"/>
+        </w:rPr>
+        <w:t>2</w:t>
+      </w:r>
+      <w:r>
+        <w:rPr>
+          <w:rFonts w:ascii="Times New Roman" w:hAnsi="Times New Roman" w:cs="Times New Roman"/>
+          <w:b/>
+          <w:bCs/>
+          <w:i/>
+          <w:iCs/>
+          <w:sz w:val="28"/>
+          <w:szCs w:val="28"/>
+          <w:lang w:val="en-US"/>
+        </w:rPr>
+        <w:t>P</w:t>
+      </w:r>
+      <w:r>
+        <w:rPr>
+          <w:rFonts w:ascii="Times New Roman" w:hAnsi="Times New Roman" w:cs="Times New Roman"/>
+          <w:b/>
+          <w:bCs/>
+          <w:i/>
+          <w:iCs/>
+          <w:sz w:val="28"/>
+          <w:szCs w:val="28"/>
+        </w:rPr>
+        <w:t xml:space="preserve"> </w:t>
       </w:r>
       <w:r>
         <w:rPr>
@@ -964,7 +1001,7 @@
           <w:color w:val="212121"/>
           <w:sz w:val="28"/>
           <w:szCs w:val="28"/>
-          <w:lang w:val="en-US" w:eastAsia="ru-RU"/>
+          <w:lang w:eastAsia="ru-RU"/>
         </w:rPr>
       </w:pPr>
       <w:r>
@@ -2175,6 +2212,58 @@
           <w:lang w:val="ru-RU"/>
         </w:rPr>
       </w:pPr>
+      <w:r>
+        <w:rPr>
+          <w:b/>
+          <w:sz w:val="28"/>
+          <w:szCs w:val="28"/>
+          <w:lang w:val="ru-RU"/>
+        </w:rPr>
+        <w:lastRenderedPageBreak/>
+        <w:drawing>
+          <wp:anchor distT="0" distB="0" distL="114300" distR="114300" simplePos="0" relativeHeight="251659264" behindDoc="0" locked="0" layoutInCell="1" allowOverlap="1" wp14:anchorId="5B6041D2" wp14:editId="16CA048F">
+            <wp:simplePos x="0" y="0"/>
+            <wp:positionH relativeFrom="column">
+              <wp:posOffset>0</wp:posOffset>
+            </wp:positionH>
+            <wp:positionV relativeFrom="paragraph">
+              <wp:posOffset>199390</wp:posOffset>
+            </wp:positionV>
+            <wp:extent cx="5940425" cy="5494020"/>
+            <wp:effectExtent l="0" t="0" r="3175" b="0"/>
+            <wp:wrapTopAndBottom/>
+            <wp:docPr id="1" name="Рисунок 1"/>
+            <wp:cNvGraphicFramePr>
+              <a:graphicFrameLocks xmlns:a="http://schemas.openxmlformats.org/drawingml/2006/main" noChangeAspect="1"/>
+            </wp:cNvGraphicFramePr>
+            <a:graphic xmlns:a="http://schemas.openxmlformats.org/drawingml/2006/main">
+              <a:graphicData uri="http://schemas.openxmlformats.org/drawingml/2006/picture">
+                <pic:pic xmlns:pic="http://schemas.openxmlformats.org/drawingml/2006/picture">
+                  <pic:nvPicPr>
+                    <pic:cNvPr id="1" name=""/>
+                    <pic:cNvPicPr/>
+                  </pic:nvPicPr>
+                  <pic:blipFill>
+                    <a:blip r:embed="rId7"/>
+                    <a:stretch>
+                      <a:fillRect/>
+                    </a:stretch>
+                  </pic:blipFill>
+                  <pic:spPr>
+                    <a:xfrm>
+                      <a:off x="0" y="0"/>
+                      <a:ext cx="5940425" cy="5494020"/>
+                    </a:xfrm>
+                    <a:prstGeom prst="rect">
+                      <a:avLst/>
+                    </a:prstGeom>
+                  </pic:spPr>
+                </pic:pic>
+              </a:graphicData>
+            </a:graphic>
+          </wp:anchor>
+        </w:drawing>
+      </w:r>
     </w:p>
     <w:p>
       <w:pPr>

--- a/Отчёт.docx
+++ b/Отчёт.docx
@@ -1912,6 +1912,7 @@
     <w:p>
       <w:pPr>
         <w:spacing w:after="0" w:line="240" w:lineRule="auto"/>
+        <w:ind w:firstLine="720"/>
         <w:jc w:val="both"/>
         <w:rPr>
           <w:rFonts w:ascii="Times New Roman" w:eastAsia="Times New Roman" w:hAnsi="Times New Roman" w:cs="Times New Roman"/>
@@ -2201,6 +2202,15 @@
           <w:lang w:val="ru-RU"/>
         </w:rPr>
       </w:pPr>
+      <w:r>
+        <w:rPr>
+          <w:b/>
+          <w:sz w:val="28"/>
+          <w:szCs w:val="28"/>
+          <w:lang w:val="ru-RU"/>
+        </w:rPr>
+        <w:tab/>
+      </w:r>
     </w:p>
     <w:p>
       <w:pPr>
@@ -2212,27 +2222,63 @@
           <w:lang w:val="ru-RU"/>
         </w:rPr>
       </w:pPr>
-      <w:r>
+    </w:p>
+    <w:p>
+      <w:pPr>
+        <w:pStyle w:val="Default"/>
         <w:rPr>
           <w:b/>
+          <w:noProof/>
+          <w:sz w:val="28"/>
+          <w:szCs w:val="28"/>
+          <w:lang w:val="ru-RU"/>
+        </w:rPr>
+      </w:pPr>
+    </w:p>
+    <w:p>
+      <w:pPr>
+        <w:pStyle w:val="Default"/>
+        <w:rPr>
+          <w:b/>
+          <w:noProof/>
+          <w:sz w:val="28"/>
+          <w:szCs w:val="28"/>
+          <w:lang w:val="ru-RU"/>
+        </w:rPr>
+      </w:pPr>
+    </w:p>
+    <w:p>
+      <w:pPr>
+        <w:pStyle w:val="Default"/>
+        <w:rPr>
+          <w:b/>
+          <w:sz w:val="28"/>
+          <w:szCs w:val="28"/>
+          <w:lang w:val="ru-RU"/>
+        </w:rPr>
+      </w:pPr>
+      <w:r>
+        <w:rPr>
+          <w:b/>
+          <w:noProof/>
           <w:sz w:val="28"/>
           <w:szCs w:val="28"/>
           <w:lang w:val="ru-RU"/>
         </w:rPr>
         <w:lastRenderedPageBreak/>
         <w:drawing>
-          <wp:anchor distT="0" distB="0" distL="114300" distR="114300" simplePos="0" relativeHeight="251659264" behindDoc="0" locked="0" layoutInCell="1" allowOverlap="1" wp14:anchorId="5B6041D2" wp14:editId="16CA048F">
+          <wp:anchor distT="0" distB="0" distL="114300" distR="114300" simplePos="0" relativeHeight="251662336" behindDoc="0" locked="0" layoutInCell="1" allowOverlap="1" wp14:anchorId="37DBFF4E" wp14:editId="60986CF3">
             <wp:simplePos x="0" y="0"/>
             <wp:positionH relativeFrom="column">
-              <wp:posOffset>0</wp:posOffset>
+              <wp:posOffset>43815</wp:posOffset>
             </wp:positionH>
             <wp:positionV relativeFrom="paragraph">
-              <wp:posOffset>199390</wp:posOffset>
+              <wp:posOffset>4042410</wp:posOffset>
             </wp:positionV>
-            <wp:extent cx="5940425" cy="5494020"/>
+            <wp:extent cx="4778375" cy="4572000"/>
             <wp:effectExtent l="0" t="0" r="3175" b="0"/>
             <wp:wrapTopAndBottom/>
-            <wp:docPr id="1" name="Рисунок 1"/>
+            <wp:docPr id="5" name="Рисунок 5"/>
             <wp:cNvGraphicFramePr>
               <a:graphicFrameLocks xmlns:a="http://schemas.openxmlformats.org/drawingml/2006/main" noChangeAspect="1"/>
             </wp:cNvGraphicFramePr>
@@ -2240,29 +2286,1598 @@
               <a:graphicData uri="http://schemas.openxmlformats.org/drawingml/2006/picture">
                 <pic:pic xmlns:pic="http://schemas.openxmlformats.org/drawingml/2006/picture">
                   <pic:nvPicPr>
-                    <pic:cNvPr id="1" name=""/>
-                    <pic:cNvPicPr/>
+                    <pic:cNvPr id="0" name="Picture 2"/>
+                    <pic:cNvPicPr>
+                      <a:picLocks noChangeAspect="1" noChangeArrowheads="1"/>
+                    </pic:cNvPicPr>
+                  </pic:nvPicPr>
+                  <pic:blipFill rotWithShape="1">
+                    <a:blip r:embed="rId7" cstate="print">
+                      <a:extLst>
+                        <a:ext uri="{28A0092B-C50C-407E-A947-70E740481C1C}">
+                          <a14:useLocalDpi xmlns:a14="http://schemas.microsoft.com/office/drawing/2010/main" val="0"/>
+                        </a:ext>
+                      </a:extLst>
+                    </a:blip>
+                    <a:srcRect l="48024"/>
+                    <a:stretch/>
+                  </pic:blipFill>
+                  <pic:spPr bwMode="auto">
+                    <a:xfrm>
+                      <a:off x="0" y="0"/>
+                      <a:ext cx="4778375" cy="4572000"/>
+                    </a:xfrm>
+                    <a:prstGeom prst="rect">
+                      <a:avLst/>
+                    </a:prstGeom>
+                    <a:noFill/>
+                    <a:ln>
+                      <a:noFill/>
+                    </a:ln>
+                    <a:extLst>
+                      <a:ext uri="{53640926-AAD7-44D8-BBD7-CCE9431645EC}">
+                        <a14:shadowObscured xmlns:a14="http://schemas.microsoft.com/office/drawing/2010/main"/>
+                      </a:ext>
+                    </a:extLst>
+                  </pic:spPr>
+                </pic:pic>
+              </a:graphicData>
+            </a:graphic>
+            <wp14:sizeRelH relativeFrom="page">
+              <wp14:pctWidth>0</wp14:pctWidth>
+            </wp14:sizeRelH>
+            <wp14:sizeRelV relativeFrom="page">
+              <wp14:pctHeight>0</wp14:pctHeight>
+            </wp14:sizeRelV>
+          </wp:anchor>
+        </w:drawing>
+      </w:r>
+      <w:r>
+        <w:rPr>
+          <w:b/>
+          <w:noProof/>
+          <w:sz w:val="28"/>
+          <w:szCs w:val="28"/>
+          <w:lang w:val="ru-RU"/>
+        </w:rPr>
+        <w:drawing>
+          <wp:anchor distT="0" distB="0" distL="114300" distR="114300" simplePos="0" relativeHeight="251658240" behindDoc="0" locked="0" layoutInCell="1" allowOverlap="1" wp14:anchorId="033F0DAA" wp14:editId="3EB0EC67">
+            <wp:simplePos x="0" y="0"/>
+            <wp:positionH relativeFrom="column">
+              <wp:posOffset>-3810</wp:posOffset>
+            </wp:positionH>
+            <wp:positionV relativeFrom="paragraph">
+              <wp:posOffset>3810</wp:posOffset>
+            </wp:positionV>
+            <wp:extent cx="4657725" cy="4039235"/>
+            <wp:effectExtent l="0" t="0" r="9525" b="0"/>
+            <wp:wrapTopAndBottom/>
+            <wp:docPr id="2" name="Рисунок 2"/>
+            <wp:cNvGraphicFramePr>
+              <a:graphicFrameLocks xmlns:a="http://schemas.openxmlformats.org/drawingml/2006/main" noChangeAspect="1"/>
+            </wp:cNvGraphicFramePr>
+            <a:graphic xmlns:a="http://schemas.openxmlformats.org/drawingml/2006/main">
+              <a:graphicData uri="http://schemas.openxmlformats.org/drawingml/2006/picture">
+                <pic:pic xmlns:pic="http://schemas.openxmlformats.org/drawingml/2006/picture">
+                  <pic:nvPicPr>
+                    <pic:cNvPr id="0" name="Picture 2"/>
+                    <pic:cNvPicPr>
+                      <a:picLocks noChangeAspect="1" noChangeArrowheads="1"/>
+                    </pic:cNvPicPr>
+                  </pic:nvPicPr>
+                  <pic:blipFill rotWithShape="1">
+                    <a:blip r:embed="rId7" cstate="print">
+                      <a:extLst>
+                        <a:ext uri="{28A0092B-C50C-407E-A947-70E740481C1C}">
+                          <a14:useLocalDpi xmlns:a14="http://schemas.microsoft.com/office/drawing/2010/main" val="0"/>
+                        </a:ext>
+                      </a:extLst>
+                    </a:blip>
+                    <a:srcRect r="42660"/>
+                    <a:stretch/>
+                  </pic:blipFill>
+                  <pic:spPr bwMode="auto">
+                    <a:xfrm>
+                      <a:off x="0" y="0"/>
+                      <a:ext cx="4657725" cy="4039235"/>
+                    </a:xfrm>
+                    <a:prstGeom prst="rect">
+                      <a:avLst/>
+                    </a:prstGeom>
+                    <a:noFill/>
+                    <a:ln>
+                      <a:noFill/>
+                    </a:ln>
+                    <a:extLst>
+                      <a:ext uri="{53640926-AAD7-44D8-BBD7-CCE9431645EC}">
+                        <a14:shadowObscured xmlns:a14="http://schemas.microsoft.com/office/drawing/2010/main"/>
+                      </a:ext>
+                    </a:extLst>
+                  </pic:spPr>
+                </pic:pic>
+              </a:graphicData>
+            </a:graphic>
+            <wp14:sizeRelH relativeFrom="page">
+              <wp14:pctWidth>0</wp14:pctWidth>
+            </wp14:sizeRelH>
+            <wp14:sizeRelV relativeFrom="page">
+              <wp14:pctHeight>0</wp14:pctHeight>
+            </wp14:sizeRelV>
+          </wp:anchor>
+        </w:drawing>
+      </w:r>
+    </w:p>
+    <w:p>
+      <w:pPr>
+        <w:pStyle w:val="Default"/>
+        <w:ind w:firstLine="720"/>
+        <w:jc w:val="center"/>
+        <w:rPr>
+          <w:bCs/>
+          <w:sz w:val="28"/>
+          <w:szCs w:val="28"/>
+          <w:lang w:val="ru-RU"/>
+        </w:rPr>
+      </w:pPr>
+      <w:r>
+        <w:rPr>
+          <w:bCs/>
+          <w:sz w:val="28"/>
+          <w:szCs w:val="28"/>
+          <w:lang w:val="ru-RU"/>
+        </w:rPr>
+        <w:t>Рисунок 1</w:t>
+      </w:r>
+      <w:r>
+        <w:rPr>
+          <w:bCs/>
+          <w:sz w:val="28"/>
+          <w:szCs w:val="28"/>
+          <w:lang w:val="ru-RU"/>
+        </w:rPr>
+        <w:t>, 2</w:t>
+      </w:r>
+      <w:r>
+        <w:rPr>
+          <w:bCs/>
+          <w:sz w:val="28"/>
+          <w:szCs w:val="28"/>
+          <w:lang w:val="ru-RU"/>
+        </w:rPr>
+        <w:t xml:space="preserve"> – Как выглядят начальные окна у запущенных копий приложения в разных виртуальных машинах</w:t>
+      </w:r>
+    </w:p>
+    <w:p>
+      <w:pPr>
+        <w:pStyle w:val="Default"/>
+        <w:ind w:firstLine="720"/>
+        <w:jc w:val="center"/>
+        <w:rPr>
+          <w:bCs/>
+          <w:sz w:val="28"/>
+          <w:szCs w:val="28"/>
+          <w:lang w:val="ru-RU"/>
+        </w:rPr>
+      </w:pPr>
+      <w:r>
+        <w:rPr>
+          <w:bCs/>
+          <w:noProof/>
+          <w:sz w:val="28"/>
+          <w:szCs w:val="28"/>
+          <w:lang w:val="ru-RU"/>
+        </w:rPr>
+        <w:lastRenderedPageBreak/>
+        <w:drawing>
+          <wp:anchor distT="0" distB="0" distL="114300" distR="114300" simplePos="0" relativeHeight="251659264" behindDoc="0" locked="0" layoutInCell="1" allowOverlap="1" wp14:anchorId="068E224E" wp14:editId="6039A83B">
+            <wp:simplePos x="0" y="0"/>
+            <wp:positionH relativeFrom="column">
+              <wp:posOffset>0</wp:posOffset>
+            </wp:positionH>
+            <wp:positionV relativeFrom="paragraph">
+              <wp:posOffset>0</wp:posOffset>
+            </wp:positionV>
+            <wp:extent cx="5935980" cy="4932045"/>
+            <wp:effectExtent l="0" t="0" r="7620" b="1905"/>
+            <wp:wrapTopAndBottom/>
+            <wp:docPr id="3" name="Рисунок 3"/>
+            <wp:cNvGraphicFramePr>
+              <a:graphicFrameLocks xmlns:a="http://schemas.openxmlformats.org/drawingml/2006/main" noChangeAspect="1"/>
+            </wp:cNvGraphicFramePr>
+            <a:graphic xmlns:a="http://schemas.openxmlformats.org/drawingml/2006/main">
+              <a:graphicData uri="http://schemas.openxmlformats.org/drawingml/2006/picture">
+                <pic:pic xmlns:pic="http://schemas.openxmlformats.org/drawingml/2006/picture">
+                  <pic:nvPicPr>
+                    <pic:cNvPr id="0" name="Picture 3"/>
+                    <pic:cNvPicPr>
+                      <a:picLocks noChangeAspect="1" noChangeArrowheads="1"/>
+                    </pic:cNvPicPr>
                   </pic:nvPicPr>
                   <pic:blipFill>
-                    <a:blip r:embed="rId7"/>
+                    <a:blip r:embed="rId8">
+                      <a:extLst>
+                        <a:ext uri="{28A0092B-C50C-407E-A947-70E740481C1C}">
+                          <a14:useLocalDpi xmlns:a14="http://schemas.microsoft.com/office/drawing/2010/main" val="0"/>
+                        </a:ext>
+                      </a:extLst>
+                    </a:blip>
+                    <a:srcRect/>
                     <a:stretch>
                       <a:fillRect/>
                     </a:stretch>
                   </pic:blipFill>
-                  <pic:spPr>
+                  <pic:spPr bwMode="auto">
                     <a:xfrm>
                       <a:off x="0" y="0"/>
-                      <a:ext cx="5940425" cy="5494020"/>
+                      <a:ext cx="5935980" cy="4932045"/>
                     </a:xfrm>
                     <a:prstGeom prst="rect">
                       <a:avLst/>
                     </a:prstGeom>
+                    <a:noFill/>
+                    <a:ln>
+                      <a:noFill/>
+                    </a:ln>
                   </pic:spPr>
                 </pic:pic>
               </a:graphicData>
             </a:graphic>
+            <wp14:sizeRelH relativeFrom="page">
+              <wp14:pctWidth>0</wp14:pctWidth>
+            </wp14:sizeRelH>
+            <wp14:sizeRelV relativeFrom="page">
+              <wp14:pctHeight>0</wp14:pctHeight>
+            </wp14:sizeRelV>
           </wp:anchor>
         </w:drawing>
+      </w:r>
+    </w:p>
+    <w:p>
+      <w:pPr>
+        <w:pStyle w:val="Default"/>
+        <w:ind w:firstLine="720"/>
+        <w:jc w:val="center"/>
+        <w:rPr>
+          <w:bCs/>
+          <w:sz w:val="28"/>
+          <w:szCs w:val="28"/>
+          <w:lang w:val="ru-RU"/>
+        </w:rPr>
+      </w:pPr>
+      <w:r>
+        <w:rPr>
+          <w:bCs/>
+          <w:noProof/>
+          <w:sz w:val="28"/>
+          <w:szCs w:val="28"/>
+          <w:lang w:val="ru-RU"/>
+        </w:rPr>
+        <w:drawing>
+          <wp:anchor distT="0" distB="0" distL="114300" distR="114300" simplePos="0" relativeHeight="251660288" behindDoc="0" locked="0" layoutInCell="1" allowOverlap="1" wp14:anchorId="431CD61C" wp14:editId="0EF370E8">
+            <wp:simplePos x="0" y="0"/>
+            <wp:positionH relativeFrom="column">
+              <wp:posOffset>958215</wp:posOffset>
+            </wp:positionH>
+            <wp:positionV relativeFrom="paragraph">
+              <wp:posOffset>376555</wp:posOffset>
+            </wp:positionV>
+            <wp:extent cx="4219575" cy="3729355"/>
+            <wp:effectExtent l="0" t="0" r="9525" b="4445"/>
+            <wp:wrapTopAndBottom/>
+            <wp:docPr id="4" name="Рисунок 4"/>
+            <wp:cNvGraphicFramePr>
+              <a:graphicFrameLocks xmlns:a="http://schemas.openxmlformats.org/drawingml/2006/main" noChangeAspect="1"/>
+            </wp:cNvGraphicFramePr>
+            <a:graphic xmlns:a="http://schemas.openxmlformats.org/drawingml/2006/main">
+              <a:graphicData uri="http://schemas.openxmlformats.org/drawingml/2006/picture">
+                <pic:pic xmlns:pic="http://schemas.openxmlformats.org/drawingml/2006/picture">
+                  <pic:nvPicPr>
+                    <pic:cNvPr id="0" name="Picture 4"/>
+                    <pic:cNvPicPr>
+                      <a:picLocks noChangeAspect="1" noChangeArrowheads="1"/>
+                    </pic:cNvPicPr>
+                  </pic:nvPicPr>
+                  <pic:blipFill rotWithShape="1">
+                    <a:blip r:embed="rId9" cstate="print">
+                      <a:extLst>
+                        <a:ext uri="{28A0092B-C50C-407E-A947-70E740481C1C}">
+                          <a14:useLocalDpi xmlns:a14="http://schemas.microsoft.com/office/drawing/2010/main" val="0"/>
+                        </a:ext>
+                      </a:extLst>
+                    </a:blip>
+                    <a:srcRect r="47478"/>
+                    <a:stretch/>
+                  </pic:blipFill>
+                  <pic:spPr bwMode="auto">
+                    <a:xfrm>
+                      <a:off x="0" y="0"/>
+                      <a:ext cx="4219575" cy="3729355"/>
+                    </a:xfrm>
+                    <a:prstGeom prst="rect">
+                      <a:avLst/>
+                    </a:prstGeom>
+                    <a:noFill/>
+                    <a:ln>
+                      <a:noFill/>
+                    </a:ln>
+                    <a:extLst>
+                      <a:ext uri="{53640926-AAD7-44D8-BBD7-CCE9431645EC}">
+                        <a14:shadowObscured xmlns:a14="http://schemas.microsoft.com/office/drawing/2010/main"/>
+                      </a:ext>
+                    </a:extLst>
+                  </pic:spPr>
+                </pic:pic>
+              </a:graphicData>
+            </a:graphic>
+            <wp14:sizeRelH relativeFrom="page">
+              <wp14:pctWidth>0</wp14:pctWidth>
+            </wp14:sizeRelH>
+            <wp14:sizeRelV relativeFrom="page">
+              <wp14:pctHeight>0</wp14:pctHeight>
+            </wp14:sizeRelV>
+          </wp:anchor>
+        </w:drawing>
+      </w:r>
+      <w:r>
+        <w:rPr>
+          <w:bCs/>
+          <w:sz w:val="28"/>
+          <w:szCs w:val="28"/>
+          <w:lang w:val="ru-RU"/>
+        </w:rPr>
+        <w:t>Рисунок 2 – Демонстрация подключения двух узлов</w:t>
+      </w:r>
+    </w:p>
+    <w:p>
+      <w:pPr>
+        <w:pStyle w:val="Default"/>
+        <w:ind w:firstLine="720"/>
+        <w:jc w:val="center"/>
+        <w:rPr>
+          <w:bCs/>
+          <w:sz w:val="28"/>
+          <w:szCs w:val="28"/>
+          <w:lang w:val="ru-RU"/>
+        </w:rPr>
+      </w:pPr>
+      <w:r>
+        <w:rPr>
+          <w:bCs/>
+          <w:noProof/>
+          <w:sz w:val="28"/>
+          <w:szCs w:val="28"/>
+          <w:lang w:val="ru-RU"/>
+        </w:rPr>
+        <w:lastRenderedPageBreak/>
+        <w:drawing>
+          <wp:anchor distT="0" distB="0" distL="114300" distR="114300" simplePos="0" relativeHeight="251664384" behindDoc="0" locked="0" layoutInCell="1" allowOverlap="1" wp14:anchorId="49C55CEB" wp14:editId="371414CC">
+            <wp:simplePos x="0" y="0"/>
+            <wp:positionH relativeFrom="column">
+              <wp:posOffset>872490</wp:posOffset>
+            </wp:positionH>
+            <wp:positionV relativeFrom="paragraph">
+              <wp:posOffset>0</wp:posOffset>
+            </wp:positionV>
+            <wp:extent cx="4619625" cy="4100830"/>
+            <wp:effectExtent l="0" t="0" r="9525" b="0"/>
+            <wp:wrapTopAndBottom/>
+            <wp:docPr id="6" name="Рисунок 6"/>
+            <wp:cNvGraphicFramePr>
+              <a:graphicFrameLocks xmlns:a="http://schemas.openxmlformats.org/drawingml/2006/main" noChangeAspect="1"/>
+            </wp:cNvGraphicFramePr>
+            <a:graphic xmlns:a="http://schemas.openxmlformats.org/drawingml/2006/main">
+              <a:graphicData uri="http://schemas.openxmlformats.org/drawingml/2006/picture">
+                <pic:pic xmlns:pic="http://schemas.openxmlformats.org/drawingml/2006/picture">
+                  <pic:nvPicPr>
+                    <pic:cNvPr id="0" name="Picture 4"/>
+                    <pic:cNvPicPr>
+                      <a:picLocks noChangeAspect="1" noChangeArrowheads="1"/>
+                    </pic:cNvPicPr>
+                  </pic:nvPicPr>
+                  <pic:blipFill rotWithShape="1">
+                    <a:blip r:embed="rId9" cstate="print">
+                      <a:extLst>
+                        <a:ext uri="{28A0092B-C50C-407E-A947-70E740481C1C}">
+                          <a14:useLocalDpi xmlns:a14="http://schemas.microsoft.com/office/drawing/2010/main" val="0"/>
+                        </a:ext>
+                      </a:extLst>
+                    </a:blip>
+                    <a:srcRect l="47703"/>
+                    <a:stretch/>
+                  </pic:blipFill>
+                  <pic:spPr bwMode="auto">
+                    <a:xfrm>
+                      <a:off x="0" y="0"/>
+                      <a:ext cx="4619625" cy="4100830"/>
+                    </a:xfrm>
+                    <a:prstGeom prst="rect">
+                      <a:avLst/>
+                    </a:prstGeom>
+                    <a:noFill/>
+                    <a:ln>
+                      <a:noFill/>
+                    </a:ln>
+                    <a:extLst>
+                      <a:ext uri="{53640926-AAD7-44D8-BBD7-CCE9431645EC}">
+                        <a14:shadowObscured xmlns:a14="http://schemas.microsoft.com/office/drawing/2010/main"/>
+                      </a:ext>
+                    </a:extLst>
+                  </pic:spPr>
+                </pic:pic>
+              </a:graphicData>
+            </a:graphic>
+            <wp14:sizeRelH relativeFrom="page">
+              <wp14:pctWidth>0</wp14:pctWidth>
+            </wp14:sizeRelH>
+            <wp14:sizeRelV relativeFrom="page">
+              <wp14:pctHeight>0</wp14:pctHeight>
+            </wp14:sizeRelV>
+          </wp:anchor>
+        </w:drawing>
+      </w:r>
+    </w:p>
+    <w:p>
+      <w:pPr>
+        <w:pStyle w:val="Default"/>
+        <w:ind w:firstLine="720"/>
+        <w:jc w:val="center"/>
+        <w:rPr>
+          <w:bCs/>
+          <w:sz w:val="28"/>
+          <w:szCs w:val="28"/>
+          <w:lang w:val="ru-RU"/>
+        </w:rPr>
+      </w:pPr>
+      <w:r>
+        <w:rPr>
+          <w:bCs/>
+          <w:noProof/>
+          <w:sz w:val="28"/>
+          <w:szCs w:val="28"/>
+          <w:lang w:val="ru-RU"/>
+        </w:rPr>
+        <w:drawing>
+          <wp:anchor distT="0" distB="0" distL="114300" distR="114300" simplePos="0" relativeHeight="251665408" behindDoc="0" locked="0" layoutInCell="1" allowOverlap="1" wp14:anchorId="292A3A15" wp14:editId="1FE33992">
+            <wp:simplePos x="0" y="0"/>
+            <wp:positionH relativeFrom="column">
+              <wp:posOffset>291465</wp:posOffset>
+            </wp:positionH>
+            <wp:positionV relativeFrom="paragraph">
+              <wp:posOffset>620395</wp:posOffset>
+            </wp:positionV>
+            <wp:extent cx="5467350" cy="3826510"/>
+            <wp:effectExtent l="0" t="0" r="0" b="2540"/>
+            <wp:wrapTopAndBottom/>
+            <wp:docPr id="7" name="Рисунок 7"/>
+            <wp:cNvGraphicFramePr>
+              <a:graphicFrameLocks xmlns:a="http://schemas.openxmlformats.org/drawingml/2006/main" noChangeAspect="1"/>
+            </wp:cNvGraphicFramePr>
+            <a:graphic xmlns:a="http://schemas.openxmlformats.org/drawingml/2006/main">
+              <a:graphicData uri="http://schemas.openxmlformats.org/drawingml/2006/picture">
+                <pic:pic xmlns:pic="http://schemas.openxmlformats.org/drawingml/2006/picture">
+                  <pic:nvPicPr>
+                    <pic:cNvPr id="0" name="Picture 5"/>
+                    <pic:cNvPicPr>
+                      <a:picLocks noChangeAspect="1" noChangeArrowheads="1"/>
+                    </pic:cNvPicPr>
+                  </pic:nvPicPr>
+                  <pic:blipFill>
+                    <a:blip r:embed="rId10">
+                      <a:extLst>
+                        <a:ext uri="{28A0092B-C50C-407E-A947-70E740481C1C}">
+                          <a14:useLocalDpi xmlns:a14="http://schemas.microsoft.com/office/drawing/2010/main" val="0"/>
+                        </a:ext>
+                      </a:extLst>
+                    </a:blip>
+                    <a:srcRect/>
+                    <a:stretch>
+                      <a:fillRect/>
+                    </a:stretch>
+                  </pic:blipFill>
+                  <pic:spPr bwMode="auto">
+                    <a:xfrm>
+                      <a:off x="0" y="0"/>
+                      <a:ext cx="5467350" cy="3826510"/>
+                    </a:xfrm>
+                    <a:prstGeom prst="rect">
+                      <a:avLst/>
+                    </a:prstGeom>
+                    <a:noFill/>
+                    <a:ln>
+                      <a:noFill/>
+                    </a:ln>
+                  </pic:spPr>
+                </pic:pic>
+              </a:graphicData>
+            </a:graphic>
+            <wp14:sizeRelH relativeFrom="page">
+              <wp14:pctWidth>0</wp14:pctWidth>
+            </wp14:sizeRelH>
+            <wp14:sizeRelV relativeFrom="page">
+              <wp14:pctHeight>0</wp14:pctHeight>
+            </wp14:sizeRelV>
+          </wp:anchor>
+        </w:drawing>
+      </w:r>
+      <w:r>
+        <w:rPr>
+          <w:bCs/>
+          <w:sz w:val="28"/>
+          <w:szCs w:val="28"/>
+          <w:lang w:val="ru-RU"/>
+        </w:rPr>
+        <w:t>Рисунок 3</w:t>
+      </w:r>
+      <w:r>
+        <w:rPr>
+          <w:bCs/>
+          <w:sz w:val="28"/>
+          <w:szCs w:val="28"/>
+          <w:lang w:val="ru-RU"/>
+        </w:rPr>
+        <w:t>, 4</w:t>
+      </w:r>
+      <w:r>
+        <w:rPr>
+          <w:bCs/>
+          <w:sz w:val="28"/>
+          <w:szCs w:val="28"/>
+          <w:lang w:val="ru-RU"/>
+        </w:rPr>
+        <w:t xml:space="preserve"> – Демонстрация подключения трёх узлов</w:t>
+      </w:r>
+      <w:r>
+        <w:rPr>
+          <w:bCs/>
+          <w:sz w:val="28"/>
+          <w:szCs w:val="28"/>
+          <w:lang w:val="ru-RU"/>
+        </w:rPr>
+        <w:t xml:space="preserve"> и обмена историей</w:t>
+      </w:r>
+    </w:p>
+    <w:p>
+      <w:pPr>
+        <w:pStyle w:val="Default"/>
+        <w:ind w:firstLine="720"/>
+        <w:jc w:val="center"/>
+        <w:rPr>
+          <w:bCs/>
+          <w:sz w:val="28"/>
+          <w:szCs w:val="28"/>
+          <w:lang w:val="ru-RU"/>
+        </w:rPr>
+      </w:pPr>
+    </w:p>
+    <w:p>
+      <w:pPr>
+        <w:pStyle w:val="Default"/>
+        <w:ind w:firstLine="720"/>
+        <w:jc w:val="center"/>
+        <w:rPr>
+          <w:bCs/>
+          <w:sz w:val="28"/>
+          <w:szCs w:val="28"/>
+          <w:lang w:val="ru-RU"/>
+        </w:rPr>
+      </w:pPr>
+      <w:r>
+        <w:rPr>
+          <w:bCs/>
+          <w:sz w:val="28"/>
+          <w:szCs w:val="28"/>
+          <w:lang w:val="ru-RU"/>
+        </w:rPr>
+        <w:t xml:space="preserve"> </w:t>
+      </w:r>
+    </w:p>
+    <w:p>
+      <w:pPr>
+        <w:pStyle w:val="Default"/>
+        <w:ind w:firstLine="720"/>
+        <w:jc w:val="center"/>
+        <w:rPr>
+          <w:bCs/>
+          <w:sz w:val="28"/>
+          <w:szCs w:val="28"/>
+          <w:lang w:val="ru-RU"/>
+        </w:rPr>
+      </w:pPr>
+      <w:r>
+        <w:rPr>
+          <w:bCs/>
+          <w:sz w:val="28"/>
+          <w:szCs w:val="28"/>
+          <w:lang w:val="ru-RU"/>
+        </w:rPr>
+        <w:t xml:space="preserve">Рисунок 5 – Демонстрация </w:t>
+      </w:r>
+      <w:r>
+        <w:rPr>
+          <w:bCs/>
+          <w:sz w:val="28"/>
+          <w:szCs w:val="28"/>
+          <w:lang w:val="ru-RU"/>
+        </w:rPr>
+        <w:t>подключения и обмена пакетами</w:t>
+      </w:r>
+    </w:p>
+    <w:p>
+      <w:pPr>
+        <w:pStyle w:val="Default"/>
+        <w:ind w:firstLine="720"/>
+        <w:jc w:val="center"/>
+        <w:rPr>
+          <w:b/>
+          <w:sz w:val="28"/>
+          <w:szCs w:val="28"/>
+          <w:lang w:val="ru-RU"/>
+        </w:rPr>
+      </w:pPr>
+      <w:r>
+        <w:rPr>
+          <w:b/>
+          <w:noProof/>
+          <w:sz w:val="28"/>
+          <w:szCs w:val="28"/>
+          <w:lang w:val="ru-RU"/>
+        </w:rPr>
+        <w:lastRenderedPageBreak/>
+        <w:drawing>
+          <wp:anchor distT="0" distB="0" distL="114300" distR="114300" simplePos="0" relativeHeight="251666432" behindDoc="0" locked="0" layoutInCell="1" allowOverlap="1" wp14:anchorId="67C35A9A" wp14:editId="16798BF3">
+            <wp:simplePos x="0" y="0"/>
+            <wp:positionH relativeFrom="column">
+              <wp:posOffset>0</wp:posOffset>
+            </wp:positionH>
+            <wp:positionV relativeFrom="paragraph">
+              <wp:posOffset>0</wp:posOffset>
+            </wp:positionV>
+            <wp:extent cx="5931535" cy="4093210"/>
+            <wp:effectExtent l="0" t="0" r="0" b="2540"/>
+            <wp:wrapTopAndBottom/>
+            <wp:docPr id="8" name="Рисунок 8"/>
+            <wp:cNvGraphicFramePr>
+              <a:graphicFrameLocks xmlns:a="http://schemas.openxmlformats.org/drawingml/2006/main" noChangeAspect="1"/>
+            </wp:cNvGraphicFramePr>
+            <a:graphic xmlns:a="http://schemas.openxmlformats.org/drawingml/2006/main">
+              <a:graphicData uri="http://schemas.openxmlformats.org/drawingml/2006/picture">
+                <pic:pic xmlns:pic="http://schemas.openxmlformats.org/drawingml/2006/picture">
+                  <pic:nvPicPr>
+                    <pic:cNvPr id="0" name="Picture 6"/>
+                    <pic:cNvPicPr>
+                      <a:picLocks noChangeAspect="1" noChangeArrowheads="1"/>
+                    </pic:cNvPicPr>
+                  </pic:nvPicPr>
+                  <pic:blipFill>
+                    <a:blip r:embed="rId11">
+                      <a:extLst>
+                        <a:ext uri="{28A0092B-C50C-407E-A947-70E740481C1C}">
+                          <a14:useLocalDpi xmlns:a14="http://schemas.microsoft.com/office/drawing/2010/main" val="0"/>
+                        </a:ext>
+                      </a:extLst>
+                    </a:blip>
+                    <a:srcRect/>
+                    <a:stretch>
+                      <a:fillRect/>
+                    </a:stretch>
+                  </pic:blipFill>
+                  <pic:spPr bwMode="auto">
+                    <a:xfrm>
+                      <a:off x="0" y="0"/>
+                      <a:ext cx="5931535" cy="4093210"/>
+                    </a:xfrm>
+                    <a:prstGeom prst="rect">
+                      <a:avLst/>
+                    </a:prstGeom>
+                    <a:noFill/>
+                    <a:ln>
+                      <a:noFill/>
+                    </a:ln>
+                  </pic:spPr>
+                </pic:pic>
+              </a:graphicData>
+            </a:graphic>
+            <wp14:sizeRelH relativeFrom="page">
+              <wp14:pctWidth>0</wp14:pctWidth>
+            </wp14:sizeRelH>
+            <wp14:sizeRelV relativeFrom="page">
+              <wp14:pctHeight>0</wp14:pctHeight>
+            </wp14:sizeRelV>
+          </wp:anchor>
+        </w:drawing>
+      </w:r>
+    </w:p>
+    <w:p>
+      <w:pPr>
+        <w:pStyle w:val="Default"/>
+        <w:ind w:firstLine="720"/>
+        <w:jc w:val="center"/>
+        <w:rPr>
+          <w:bCs/>
+          <w:sz w:val="28"/>
+          <w:szCs w:val="28"/>
+          <w:lang w:val="ru-RU"/>
+        </w:rPr>
+      </w:pPr>
+      <w:r>
+        <w:rPr>
+          <w:bCs/>
+          <w:sz w:val="28"/>
+          <w:szCs w:val="28"/>
+          <w:lang w:val="ru-RU"/>
+        </w:rPr>
+        <w:t xml:space="preserve">Рисунок 6 – Структура пакета </w:t>
+      </w:r>
+      <w:r>
+        <w:rPr>
+          <w:bCs/>
+          <w:sz w:val="28"/>
+          <w:szCs w:val="28"/>
+        </w:rPr>
+        <w:t>UDP</w:t>
+      </w:r>
+      <w:r>
+        <w:rPr>
+          <w:bCs/>
+          <w:sz w:val="28"/>
+          <w:szCs w:val="28"/>
+          <w:lang w:val="ru-RU"/>
+        </w:rPr>
+        <w:t xml:space="preserve"> </w:t>
+      </w:r>
+      <w:r>
+        <w:rPr>
+          <w:bCs/>
+          <w:sz w:val="28"/>
+          <w:szCs w:val="28"/>
+        </w:rPr>
+        <w:t>Broadcast</w:t>
+      </w:r>
+      <w:r>
+        <w:rPr>
+          <w:bCs/>
+          <w:sz w:val="28"/>
+          <w:szCs w:val="28"/>
+          <w:lang w:val="ru-RU"/>
+        </w:rPr>
+        <w:t xml:space="preserve"> </w:t>
+      </w:r>
+      <w:r>
+        <w:rPr>
+          <w:bCs/>
+          <w:sz w:val="28"/>
+          <w:szCs w:val="28"/>
+          <w:lang w:val="ru-RU"/>
+        </w:rPr>
+        <w:t>от нового узла</w:t>
+      </w:r>
+    </w:p>
+    <w:p>
+      <w:pPr>
+        <w:pStyle w:val="Default"/>
+        <w:ind w:firstLine="720"/>
+        <w:jc w:val="center"/>
+        <w:rPr>
+          <w:bCs/>
+          <w:sz w:val="28"/>
+          <w:szCs w:val="28"/>
+          <w:lang w:val="ru-RU"/>
+        </w:rPr>
+      </w:pPr>
+    </w:p>
+    <w:p>
+      <w:pPr>
+        <w:pStyle w:val="Default"/>
+        <w:ind w:firstLine="720"/>
+        <w:jc w:val="center"/>
+        <w:rPr>
+          <w:bCs/>
+          <w:sz w:val="28"/>
+          <w:szCs w:val="28"/>
+          <w:lang w:val="ru-RU"/>
+        </w:rPr>
+      </w:pPr>
+      <w:r>
+        <w:rPr>
+          <w:bCs/>
+          <w:noProof/>
+          <w:sz w:val="28"/>
+          <w:szCs w:val="28"/>
+          <w:lang w:val="ru-RU"/>
+        </w:rPr>
+        <w:drawing>
+          <wp:anchor distT="0" distB="0" distL="114300" distR="114300" simplePos="0" relativeHeight="251667456" behindDoc="0" locked="0" layoutInCell="1" allowOverlap="1" wp14:anchorId="1915F86D" wp14:editId="4262B0E6">
+            <wp:simplePos x="0" y="0"/>
+            <wp:positionH relativeFrom="column">
+              <wp:posOffset>0</wp:posOffset>
+            </wp:positionH>
+            <wp:positionV relativeFrom="paragraph">
+              <wp:posOffset>0</wp:posOffset>
+            </wp:positionV>
+            <wp:extent cx="5932805" cy="3497580"/>
+            <wp:effectExtent l="0" t="0" r="0" b="7620"/>
+            <wp:wrapTopAndBottom/>
+            <wp:docPr id="9" name="Рисунок 9"/>
+            <wp:cNvGraphicFramePr>
+              <a:graphicFrameLocks xmlns:a="http://schemas.openxmlformats.org/drawingml/2006/main" noChangeAspect="1"/>
+            </wp:cNvGraphicFramePr>
+            <a:graphic xmlns:a="http://schemas.openxmlformats.org/drawingml/2006/main">
+              <a:graphicData uri="http://schemas.openxmlformats.org/drawingml/2006/picture">
+                <pic:pic xmlns:pic="http://schemas.openxmlformats.org/drawingml/2006/picture">
+                  <pic:nvPicPr>
+                    <pic:cNvPr id="0" name="Picture 7"/>
+                    <pic:cNvPicPr>
+                      <a:picLocks noChangeAspect="1" noChangeArrowheads="1"/>
+                    </pic:cNvPicPr>
+                  </pic:nvPicPr>
+                  <pic:blipFill>
+                    <a:blip r:embed="rId12">
+                      <a:extLst>
+                        <a:ext uri="{28A0092B-C50C-407E-A947-70E740481C1C}">
+                          <a14:useLocalDpi xmlns:a14="http://schemas.microsoft.com/office/drawing/2010/main" val="0"/>
+                        </a:ext>
+                      </a:extLst>
+                    </a:blip>
+                    <a:srcRect/>
+                    <a:stretch>
+                      <a:fillRect/>
+                    </a:stretch>
+                  </pic:blipFill>
+                  <pic:spPr bwMode="auto">
+                    <a:xfrm>
+                      <a:off x="0" y="0"/>
+                      <a:ext cx="5932805" cy="3497580"/>
+                    </a:xfrm>
+                    <a:prstGeom prst="rect">
+                      <a:avLst/>
+                    </a:prstGeom>
+                    <a:noFill/>
+                    <a:ln>
+                      <a:noFill/>
+                    </a:ln>
+                  </pic:spPr>
+                </pic:pic>
+              </a:graphicData>
+            </a:graphic>
+            <wp14:sizeRelH relativeFrom="page">
+              <wp14:pctWidth>0</wp14:pctWidth>
+            </wp14:sizeRelH>
+            <wp14:sizeRelV relativeFrom="page">
+              <wp14:pctHeight>0</wp14:pctHeight>
+            </wp14:sizeRelV>
+          </wp:anchor>
+        </w:drawing>
+      </w:r>
+    </w:p>
+    <w:p>
+      <w:pPr>
+        <w:pStyle w:val="Default"/>
+        <w:ind w:firstLine="720"/>
+        <w:jc w:val="center"/>
+        <w:rPr>
+          <w:bCs/>
+          <w:sz w:val="28"/>
+          <w:szCs w:val="28"/>
+          <w:lang w:val="ru-RU"/>
+        </w:rPr>
+      </w:pPr>
+      <w:r>
+        <w:rPr>
+          <w:bCs/>
+          <w:sz w:val="28"/>
+          <w:szCs w:val="28"/>
+          <w:lang w:val="ru-RU"/>
+        </w:rPr>
+        <w:t xml:space="preserve">Рисунок 7 – Структура пакета </w:t>
+      </w:r>
+      <w:r>
+        <w:rPr>
+          <w:bCs/>
+          <w:sz w:val="28"/>
+          <w:szCs w:val="28"/>
+        </w:rPr>
+        <w:t>UDP</w:t>
+      </w:r>
+      <w:r>
+        <w:rPr>
+          <w:bCs/>
+          <w:sz w:val="28"/>
+          <w:szCs w:val="28"/>
+          <w:lang w:val="ru-RU"/>
+        </w:rPr>
+        <w:t xml:space="preserve"> </w:t>
+      </w:r>
+      <w:r>
+        <w:rPr>
+          <w:bCs/>
+          <w:sz w:val="28"/>
+          <w:szCs w:val="28"/>
+          <w:lang w:val="ru-RU"/>
+        </w:rPr>
+        <w:t xml:space="preserve">от старого узла являющиеся ответом на </w:t>
+      </w:r>
+      <w:r>
+        <w:rPr>
+          <w:bCs/>
+          <w:sz w:val="28"/>
+          <w:szCs w:val="28"/>
+        </w:rPr>
+        <w:t>UDP</w:t>
+      </w:r>
+      <w:r>
+        <w:rPr>
+          <w:bCs/>
+          <w:sz w:val="28"/>
+          <w:szCs w:val="28"/>
+          <w:lang w:val="ru-RU"/>
+        </w:rPr>
+        <w:t xml:space="preserve"> </w:t>
+      </w:r>
+      <w:r>
+        <w:rPr>
+          <w:bCs/>
+          <w:sz w:val="28"/>
+          <w:szCs w:val="28"/>
+        </w:rPr>
+        <w:t>Broadcast</w:t>
+      </w:r>
+    </w:p>
+    <w:p>
+      <w:pPr>
+        <w:pStyle w:val="Default"/>
+        <w:ind w:firstLine="720"/>
+        <w:jc w:val="center"/>
+        <w:rPr>
+          <w:bCs/>
+          <w:sz w:val="28"/>
+          <w:szCs w:val="28"/>
+        </w:rPr>
+      </w:pPr>
+    </w:p>
+    <w:p>
+      <w:pPr>
+        <w:pStyle w:val="Default"/>
+        <w:ind w:firstLine="720"/>
+        <w:jc w:val="center"/>
+        <w:rPr>
+          <w:bCs/>
+          <w:sz w:val="28"/>
+          <w:szCs w:val="28"/>
+        </w:rPr>
+      </w:pPr>
+      <w:r>
+        <w:rPr>
+          <w:bCs/>
+          <w:noProof/>
+          <w:sz w:val="28"/>
+          <w:szCs w:val="28"/>
+        </w:rPr>
+        <w:lastRenderedPageBreak/>
+        <w:drawing>
+          <wp:anchor distT="0" distB="0" distL="114300" distR="114300" simplePos="0" relativeHeight="251668480" behindDoc="0" locked="0" layoutInCell="1" allowOverlap="1" wp14:anchorId="29C2A383" wp14:editId="374ABCCD">
+            <wp:simplePos x="0" y="0"/>
+            <wp:positionH relativeFrom="column">
+              <wp:posOffset>0</wp:posOffset>
+            </wp:positionH>
+            <wp:positionV relativeFrom="paragraph">
+              <wp:posOffset>0</wp:posOffset>
+            </wp:positionV>
+            <wp:extent cx="5939155" cy="4114165"/>
+            <wp:effectExtent l="0" t="0" r="4445" b="635"/>
+            <wp:wrapTopAndBottom/>
+            <wp:docPr id="10" name="Рисунок 10"/>
+            <wp:cNvGraphicFramePr>
+              <a:graphicFrameLocks xmlns:a="http://schemas.openxmlformats.org/drawingml/2006/main" noChangeAspect="1"/>
+            </wp:cNvGraphicFramePr>
+            <a:graphic xmlns:a="http://schemas.openxmlformats.org/drawingml/2006/main">
+              <a:graphicData uri="http://schemas.openxmlformats.org/drawingml/2006/picture">
+                <pic:pic xmlns:pic="http://schemas.openxmlformats.org/drawingml/2006/picture">
+                  <pic:nvPicPr>
+                    <pic:cNvPr id="0" name="Picture 8"/>
+                    <pic:cNvPicPr>
+                      <a:picLocks noChangeAspect="1" noChangeArrowheads="1"/>
+                    </pic:cNvPicPr>
+                  </pic:nvPicPr>
+                  <pic:blipFill>
+                    <a:blip r:embed="rId13">
+                      <a:extLst>
+                        <a:ext uri="{28A0092B-C50C-407E-A947-70E740481C1C}">
+                          <a14:useLocalDpi xmlns:a14="http://schemas.microsoft.com/office/drawing/2010/main" val="0"/>
+                        </a:ext>
+                      </a:extLst>
+                    </a:blip>
+                    <a:srcRect/>
+                    <a:stretch>
+                      <a:fillRect/>
+                    </a:stretch>
+                  </pic:blipFill>
+                  <pic:spPr bwMode="auto">
+                    <a:xfrm>
+                      <a:off x="0" y="0"/>
+                      <a:ext cx="5939155" cy="4114165"/>
+                    </a:xfrm>
+                    <a:prstGeom prst="rect">
+                      <a:avLst/>
+                    </a:prstGeom>
+                    <a:noFill/>
+                    <a:ln>
+                      <a:noFill/>
+                    </a:ln>
+                  </pic:spPr>
+                </pic:pic>
+              </a:graphicData>
+            </a:graphic>
+            <wp14:sizeRelH relativeFrom="page">
+              <wp14:pctWidth>0</wp14:pctWidth>
+            </wp14:sizeRelH>
+            <wp14:sizeRelV relativeFrom="page">
+              <wp14:pctHeight>0</wp14:pctHeight>
+            </wp14:sizeRelV>
+          </wp:anchor>
+        </w:drawing>
+      </w:r>
+    </w:p>
+    <w:p>
+      <w:pPr>
+        <w:pStyle w:val="Default"/>
+        <w:ind w:firstLine="720"/>
+        <w:jc w:val="center"/>
+        <w:rPr>
+          <w:bCs/>
+          <w:sz w:val="28"/>
+          <w:szCs w:val="28"/>
+          <w:lang w:val="ru-RU"/>
+        </w:rPr>
+      </w:pPr>
+      <w:r>
+        <w:rPr>
+          <w:bCs/>
+          <w:noProof/>
+          <w:sz w:val="28"/>
+          <w:szCs w:val="28"/>
+          <w:lang w:val="ru-RU"/>
+        </w:rPr>
+        <w:drawing>
+          <wp:anchor distT="0" distB="0" distL="114300" distR="114300" simplePos="0" relativeHeight="251669504" behindDoc="0" locked="0" layoutInCell="1" allowOverlap="1" wp14:anchorId="3F1A848D" wp14:editId="542C51AD">
+            <wp:simplePos x="0" y="0"/>
+            <wp:positionH relativeFrom="column">
+              <wp:posOffset>125095</wp:posOffset>
+            </wp:positionH>
+            <wp:positionV relativeFrom="paragraph">
+              <wp:posOffset>513715</wp:posOffset>
+            </wp:positionV>
+            <wp:extent cx="5743575" cy="3953510"/>
+            <wp:effectExtent l="0" t="0" r="9525" b="8890"/>
+            <wp:wrapTopAndBottom/>
+            <wp:docPr id="11" name="Рисунок 11"/>
+            <wp:cNvGraphicFramePr>
+              <a:graphicFrameLocks xmlns:a="http://schemas.openxmlformats.org/drawingml/2006/main" noChangeAspect="1"/>
+            </wp:cNvGraphicFramePr>
+            <a:graphic xmlns:a="http://schemas.openxmlformats.org/drawingml/2006/main">
+              <a:graphicData uri="http://schemas.openxmlformats.org/drawingml/2006/picture">
+                <pic:pic xmlns:pic="http://schemas.openxmlformats.org/drawingml/2006/picture">
+                  <pic:nvPicPr>
+                    <pic:cNvPr id="0" name="Picture 9"/>
+                    <pic:cNvPicPr>
+                      <a:picLocks noChangeAspect="1" noChangeArrowheads="1"/>
+                    </pic:cNvPicPr>
+                  </pic:nvPicPr>
+                  <pic:blipFill>
+                    <a:blip r:embed="rId14">
+                      <a:extLst>
+                        <a:ext uri="{28A0092B-C50C-407E-A947-70E740481C1C}">
+                          <a14:useLocalDpi xmlns:a14="http://schemas.microsoft.com/office/drawing/2010/main" val="0"/>
+                        </a:ext>
+                      </a:extLst>
+                    </a:blip>
+                    <a:srcRect/>
+                    <a:stretch>
+                      <a:fillRect/>
+                    </a:stretch>
+                  </pic:blipFill>
+                  <pic:spPr bwMode="auto">
+                    <a:xfrm>
+                      <a:off x="0" y="0"/>
+                      <a:ext cx="5743575" cy="3953510"/>
+                    </a:xfrm>
+                    <a:prstGeom prst="rect">
+                      <a:avLst/>
+                    </a:prstGeom>
+                    <a:noFill/>
+                    <a:ln>
+                      <a:noFill/>
+                    </a:ln>
+                  </pic:spPr>
+                </pic:pic>
+              </a:graphicData>
+            </a:graphic>
+            <wp14:sizeRelH relativeFrom="page">
+              <wp14:pctWidth>0</wp14:pctWidth>
+            </wp14:sizeRelH>
+            <wp14:sizeRelV relativeFrom="page">
+              <wp14:pctHeight>0</wp14:pctHeight>
+            </wp14:sizeRelV>
+          </wp:anchor>
+        </w:drawing>
+      </w:r>
+      <w:r>
+        <w:rPr>
+          <w:bCs/>
+          <w:sz w:val="28"/>
+          <w:szCs w:val="28"/>
+          <w:lang w:val="ru-RU"/>
+        </w:rPr>
+        <w:t xml:space="preserve">Рисунок 8 – Структура пакета начала </w:t>
+      </w:r>
+      <w:r>
+        <w:rPr>
+          <w:bCs/>
+          <w:sz w:val="28"/>
+          <w:szCs w:val="28"/>
+        </w:rPr>
+        <w:t>TCP</w:t>
+      </w:r>
+      <w:r>
+        <w:rPr>
+          <w:bCs/>
+          <w:sz w:val="28"/>
+          <w:szCs w:val="28"/>
+          <w:lang w:val="ru-RU"/>
+        </w:rPr>
+        <w:t xml:space="preserve"> </w:t>
+      </w:r>
+      <w:r>
+        <w:rPr>
+          <w:bCs/>
+          <w:sz w:val="28"/>
+          <w:szCs w:val="28"/>
+          <w:lang w:val="ru-RU"/>
+        </w:rPr>
+        <w:t xml:space="preserve">соединения, которое инициирует новый узел (флаг </w:t>
+      </w:r>
+      <w:r>
+        <w:rPr>
+          <w:bCs/>
+          <w:sz w:val="28"/>
+          <w:szCs w:val="28"/>
+        </w:rPr>
+        <w:t>SYN</w:t>
+      </w:r>
+      <w:r>
+        <w:rPr>
+          <w:bCs/>
+          <w:sz w:val="28"/>
+          <w:szCs w:val="28"/>
+          <w:lang w:val="ru-RU"/>
+        </w:rPr>
+        <w:t>)</w:t>
+      </w:r>
+    </w:p>
+    <w:p>
+      <w:pPr>
+        <w:pStyle w:val="Default"/>
+        <w:ind w:firstLine="720"/>
+        <w:jc w:val="center"/>
+        <w:rPr>
+          <w:bCs/>
+          <w:sz w:val="28"/>
+          <w:szCs w:val="28"/>
+          <w:lang w:val="ru-RU"/>
+        </w:rPr>
+      </w:pPr>
+    </w:p>
+    <w:p>
+      <w:pPr>
+        <w:pStyle w:val="Default"/>
+        <w:ind w:firstLine="720"/>
+        <w:jc w:val="center"/>
+        <w:rPr>
+          <w:bCs/>
+          <w:sz w:val="28"/>
+          <w:szCs w:val="28"/>
+        </w:rPr>
+      </w:pPr>
+      <w:r>
+        <w:rPr>
+          <w:bCs/>
+          <w:sz w:val="28"/>
+          <w:szCs w:val="28"/>
+          <w:lang w:val="ru-RU"/>
+        </w:rPr>
+        <w:t xml:space="preserve">Рисунок 9 – Структура пакета ответа от старого узла </w:t>
+      </w:r>
+      <w:r>
+        <w:rPr>
+          <w:bCs/>
+          <w:sz w:val="28"/>
+          <w:szCs w:val="28"/>
+          <w:lang w:val="ru-RU"/>
+        </w:rPr>
+        <w:t xml:space="preserve">(флаг </w:t>
+      </w:r>
+      <w:r>
+        <w:rPr>
+          <w:bCs/>
+          <w:sz w:val="28"/>
+          <w:szCs w:val="28"/>
+        </w:rPr>
+        <w:t>SYN</w:t>
+      </w:r>
+      <w:r>
+        <w:rPr>
+          <w:bCs/>
+          <w:sz w:val="28"/>
+          <w:szCs w:val="28"/>
+          <w:lang w:val="ru-RU"/>
+        </w:rPr>
+        <w:t xml:space="preserve">, </w:t>
+      </w:r>
+      <w:r>
+        <w:rPr>
+          <w:bCs/>
+          <w:sz w:val="28"/>
+          <w:szCs w:val="28"/>
+        </w:rPr>
+        <w:t>ACK</w:t>
+      </w:r>
+      <w:r>
+        <w:rPr>
+          <w:bCs/>
+          <w:sz w:val="28"/>
+          <w:szCs w:val="28"/>
+          <w:lang w:val="ru-RU"/>
+        </w:rPr>
+        <w:t>)</w:t>
+      </w:r>
+    </w:p>
+    <w:p>
+      <w:pPr>
+        <w:pStyle w:val="Default"/>
+        <w:ind w:firstLine="720"/>
+        <w:jc w:val="center"/>
+        <w:rPr>
+          <w:bCs/>
+          <w:sz w:val="28"/>
+          <w:szCs w:val="28"/>
+        </w:rPr>
+      </w:pPr>
+      <w:r>
+        <w:rPr>
+          <w:bCs/>
+          <w:noProof/>
+          <w:sz w:val="28"/>
+          <w:szCs w:val="28"/>
+        </w:rPr>
+        <w:lastRenderedPageBreak/>
+        <w:drawing>
+          <wp:anchor distT="0" distB="0" distL="114300" distR="114300" simplePos="0" relativeHeight="251670528" behindDoc="0" locked="0" layoutInCell="1" allowOverlap="1" wp14:anchorId="458D345B" wp14:editId="1C3DDF8A">
+            <wp:simplePos x="0" y="0"/>
+            <wp:positionH relativeFrom="column">
+              <wp:posOffset>110490</wp:posOffset>
+            </wp:positionH>
+            <wp:positionV relativeFrom="paragraph">
+              <wp:posOffset>0</wp:posOffset>
+            </wp:positionV>
+            <wp:extent cx="5562600" cy="3863340"/>
+            <wp:effectExtent l="0" t="0" r="0" b="3810"/>
+            <wp:wrapTopAndBottom/>
+            <wp:docPr id="12" name="Рисунок 12"/>
+            <wp:cNvGraphicFramePr>
+              <a:graphicFrameLocks xmlns:a="http://schemas.openxmlformats.org/drawingml/2006/main" noChangeAspect="1"/>
+            </wp:cNvGraphicFramePr>
+            <a:graphic xmlns:a="http://schemas.openxmlformats.org/drawingml/2006/main">
+              <a:graphicData uri="http://schemas.openxmlformats.org/drawingml/2006/picture">
+                <pic:pic xmlns:pic="http://schemas.openxmlformats.org/drawingml/2006/picture">
+                  <pic:nvPicPr>
+                    <pic:cNvPr id="0" name="Picture 10"/>
+                    <pic:cNvPicPr>
+                      <a:picLocks noChangeAspect="1" noChangeArrowheads="1"/>
+                    </pic:cNvPicPr>
+                  </pic:nvPicPr>
+                  <pic:blipFill>
+                    <a:blip r:embed="rId15">
+                      <a:extLst>
+                        <a:ext uri="{28A0092B-C50C-407E-A947-70E740481C1C}">
+                          <a14:useLocalDpi xmlns:a14="http://schemas.microsoft.com/office/drawing/2010/main" val="0"/>
+                        </a:ext>
+                      </a:extLst>
+                    </a:blip>
+                    <a:srcRect/>
+                    <a:stretch>
+                      <a:fillRect/>
+                    </a:stretch>
+                  </pic:blipFill>
+                  <pic:spPr bwMode="auto">
+                    <a:xfrm>
+                      <a:off x="0" y="0"/>
+                      <a:ext cx="5562600" cy="3863340"/>
+                    </a:xfrm>
+                    <a:prstGeom prst="rect">
+                      <a:avLst/>
+                    </a:prstGeom>
+                    <a:noFill/>
+                    <a:ln>
+                      <a:noFill/>
+                    </a:ln>
+                  </pic:spPr>
+                </pic:pic>
+              </a:graphicData>
+            </a:graphic>
+            <wp14:sizeRelH relativeFrom="page">
+              <wp14:pctWidth>0</wp14:pctWidth>
+            </wp14:sizeRelH>
+            <wp14:sizeRelV relativeFrom="page">
+              <wp14:pctHeight>0</wp14:pctHeight>
+            </wp14:sizeRelV>
+          </wp:anchor>
+        </w:drawing>
+      </w:r>
+    </w:p>
+    <w:p>
+      <w:pPr>
+        <w:pStyle w:val="Default"/>
+        <w:ind w:firstLine="720"/>
+        <w:jc w:val="center"/>
+        <w:rPr>
+          <w:bCs/>
+          <w:sz w:val="28"/>
+          <w:szCs w:val="28"/>
+          <w:lang w:val="ru-RU"/>
+        </w:rPr>
+      </w:pPr>
+      <w:r>
+        <w:rPr>
+          <w:bCs/>
+          <w:noProof/>
+          <w:sz w:val="28"/>
+          <w:szCs w:val="28"/>
+          <w:lang w:val="ru-RU"/>
+        </w:rPr>
+        <w:drawing>
+          <wp:anchor distT="0" distB="0" distL="114300" distR="114300" simplePos="0" relativeHeight="251671552" behindDoc="0" locked="0" layoutInCell="1" allowOverlap="1" wp14:anchorId="46D1B126" wp14:editId="6976597C">
+            <wp:simplePos x="0" y="0"/>
+            <wp:positionH relativeFrom="column">
+              <wp:posOffset>0</wp:posOffset>
+            </wp:positionH>
+            <wp:positionV relativeFrom="paragraph">
+              <wp:posOffset>494665</wp:posOffset>
+            </wp:positionV>
+            <wp:extent cx="5930900" cy="3921125"/>
+            <wp:effectExtent l="0" t="0" r="0" b="3175"/>
+            <wp:wrapTopAndBottom/>
+            <wp:docPr id="13" name="Рисунок 13"/>
+            <wp:cNvGraphicFramePr>
+              <a:graphicFrameLocks xmlns:a="http://schemas.openxmlformats.org/drawingml/2006/main" noChangeAspect="1"/>
+            </wp:cNvGraphicFramePr>
+            <a:graphic xmlns:a="http://schemas.openxmlformats.org/drawingml/2006/main">
+              <a:graphicData uri="http://schemas.openxmlformats.org/drawingml/2006/picture">
+                <pic:pic xmlns:pic="http://schemas.openxmlformats.org/drawingml/2006/picture">
+                  <pic:nvPicPr>
+                    <pic:cNvPr id="0" name="Picture 11"/>
+                    <pic:cNvPicPr>
+                      <a:picLocks noChangeAspect="1" noChangeArrowheads="1"/>
+                    </pic:cNvPicPr>
+                  </pic:nvPicPr>
+                  <pic:blipFill>
+                    <a:blip r:embed="rId16">
+                      <a:extLst>
+                        <a:ext uri="{28A0092B-C50C-407E-A947-70E740481C1C}">
+                          <a14:useLocalDpi xmlns:a14="http://schemas.microsoft.com/office/drawing/2010/main" val="0"/>
+                        </a:ext>
+                      </a:extLst>
+                    </a:blip>
+                    <a:srcRect/>
+                    <a:stretch>
+                      <a:fillRect/>
+                    </a:stretch>
+                  </pic:blipFill>
+                  <pic:spPr bwMode="auto">
+                    <a:xfrm>
+                      <a:off x="0" y="0"/>
+                      <a:ext cx="5930900" cy="3921125"/>
+                    </a:xfrm>
+                    <a:prstGeom prst="rect">
+                      <a:avLst/>
+                    </a:prstGeom>
+                    <a:noFill/>
+                    <a:ln>
+                      <a:noFill/>
+                    </a:ln>
+                  </pic:spPr>
+                </pic:pic>
+              </a:graphicData>
+            </a:graphic>
+            <wp14:sizeRelH relativeFrom="page">
+              <wp14:pctWidth>0</wp14:pctWidth>
+            </wp14:sizeRelH>
+            <wp14:sizeRelV relativeFrom="page">
+              <wp14:pctHeight>0</wp14:pctHeight>
+            </wp14:sizeRelV>
+          </wp:anchor>
+        </w:drawing>
+      </w:r>
+      <w:r>
+        <w:rPr>
+          <w:bCs/>
+          <w:sz w:val="28"/>
+          <w:szCs w:val="28"/>
+          <w:lang w:val="ru-RU"/>
+        </w:rPr>
+        <w:t xml:space="preserve">Рисунок </w:t>
+      </w:r>
+      <w:r>
+        <w:rPr>
+          <w:bCs/>
+          <w:sz w:val="28"/>
+          <w:szCs w:val="28"/>
+          <w:lang w:val="ru-RU"/>
+        </w:rPr>
+        <w:t>10</w:t>
+      </w:r>
+      <w:r>
+        <w:rPr>
+          <w:bCs/>
+          <w:sz w:val="28"/>
+          <w:szCs w:val="28"/>
+          <w:lang w:val="ru-RU"/>
+        </w:rPr>
+        <w:t xml:space="preserve"> – Структура пакета </w:t>
+      </w:r>
+      <w:r>
+        <w:rPr>
+          <w:bCs/>
+          <w:sz w:val="28"/>
+          <w:szCs w:val="28"/>
+          <w:lang w:val="ru-RU"/>
+        </w:rPr>
+        <w:t xml:space="preserve">подтверждения от нового узла (флаг </w:t>
+      </w:r>
+      <w:r>
+        <w:rPr>
+          <w:bCs/>
+          <w:sz w:val="28"/>
+          <w:szCs w:val="28"/>
+        </w:rPr>
+        <w:t>ACK</w:t>
+      </w:r>
+      <w:r>
+        <w:rPr>
+          <w:bCs/>
+          <w:sz w:val="28"/>
+          <w:szCs w:val="28"/>
+          <w:lang w:val="ru-RU"/>
+        </w:rPr>
+        <w:t>)</w:t>
+      </w:r>
+    </w:p>
+    <w:p>
+      <w:pPr>
+        <w:pStyle w:val="Default"/>
+        <w:ind w:firstLine="720"/>
+        <w:jc w:val="center"/>
+        <w:rPr>
+          <w:bCs/>
+          <w:sz w:val="28"/>
+          <w:szCs w:val="28"/>
+          <w:lang w:val="ru-RU"/>
+        </w:rPr>
+      </w:pPr>
+    </w:p>
+    <w:p>
+      <w:pPr>
+        <w:pStyle w:val="Default"/>
+        <w:ind w:firstLine="720"/>
+        <w:jc w:val="center"/>
+        <w:rPr>
+          <w:bCs/>
+          <w:sz w:val="28"/>
+          <w:szCs w:val="28"/>
+        </w:rPr>
+      </w:pPr>
+      <w:r>
+        <w:rPr>
+          <w:bCs/>
+          <w:sz w:val="28"/>
+          <w:szCs w:val="28"/>
+          <w:lang w:val="ru-RU"/>
+        </w:rPr>
+        <w:t xml:space="preserve">Рисунок </w:t>
+      </w:r>
+      <w:r>
+        <w:rPr>
+          <w:bCs/>
+          <w:sz w:val="28"/>
+          <w:szCs w:val="28"/>
+          <w:lang w:val="ru-RU"/>
+        </w:rPr>
+        <w:t>1</w:t>
+      </w:r>
+      <w:r>
+        <w:rPr>
+          <w:bCs/>
+          <w:sz w:val="28"/>
+          <w:szCs w:val="28"/>
+          <w:lang w:val="ru-RU"/>
+        </w:rPr>
+        <w:t>1</w:t>
+      </w:r>
+      <w:r>
+        <w:rPr>
+          <w:bCs/>
+          <w:sz w:val="28"/>
+          <w:szCs w:val="28"/>
+          <w:lang w:val="ru-RU"/>
+        </w:rPr>
+        <w:t xml:space="preserve"> – Структура пакета</w:t>
+      </w:r>
+      <w:r>
+        <w:rPr>
+          <w:bCs/>
+          <w:sz w:val="28"/>
+          <w:szCs w:val="28"/>
+          <w:lang w:val="ru-RU"/>
+        </w:rPr>
+        <w:t xml:space="preserve"> передачи данных после установки </w:t>
+      </w:r>
+      <w:r>
+        <w:rPr>
+          <w:bCs/>
+          <w:sz w:val="28"/>
+          <w:szCs w:val="28"/>
+        </w:rPr>
+        <w:t>TCP</w:t>
+      </w:r>
+      <w:r>
+        <w:rPr>
+          <w:bCs/>
+          <w:sz w:val="28"/>
+          <w:szCs w:val="28"/>
+          <w:lang w:val="ru-RU"/>
+        </w:rPr>
+        <w:t xml:space="preserve"> </w:t>
+      </w:r>
+      <w:r>
+        <w:rPr>
+          <w:bCs/>
+          <w:sz w:val="28"/>
+          <w:szCs w:val="28"/>
+          <w:lang w:val="ru-RU"/>
+        </w:rPr>
+        <w:t xml:space="preserve">соединения (флаг </w:t>
+      </w:r>
+      <w:r>
+        <w:rPr>
+          <w:bCs/>
+          <w:sz w:val="28"/>
+          <w:szCs w:val="28"/>
+        </w:rPr>
+        <w:t>PSH</w:t>
+      </w:r>
+      <w:r>
+        <w:rPr>
+          <w:bCs/>
+          <w:sz w:val="28"/>
+          <w:szCs w:val="28"/>
+          <w:lang w:val="ru-RU"/>
+        </w:rPr>
+        <w:t xml:space="preserve">, </w:t>
+      </w:r>
+      <w:r>
+        <w:rPr>
+          <w:bCs/>
+          <w:sz w:val="28"/>
+          <w:szCs w:val="28"/>
+        </w:rPr>
+        <w:t>ACK</w:t>
+      </w:r>
+      <w:r>
+        <w:rPr>
+          <w:bCs/>
+          <w:sz w:val="28"/>
+          <w:szCs w:val="28"/>
+          <w:lang w:val="ru-RU"/>
+        </w:rPr>
+        <w:t>)</w:t>
       </w:r>
     </w:p>
     <w:p>
@@ -2283,6 +3898,7 @@
           <w:szCs w:val="28"/>
           <w:lang w:val="ru-RU"/>
         </w:rPr>
+        <w:lastRenderedPageBreak/>
         <w:t>Вывод</w:t>
       </w:r>
       <w:r>
@@ -2308,32 +3924,30 @@
           <w:szCs w:val="28"/>
           <w:lang w:val="ru-RU"/>
         </w:rPr>
-        <w:t xml:space="preserve">в ходе выполнения лабораторной работы был разработан аналог </w:t>
-      </w:r>
-      <w:r>
-        <w:rPr>
-          <w:sz w:val="28"/>
-          <w:szCs w:val="28"/>
-        </w:rPr>
-        <w:t>traceroute</w:t>
-      </w:r>
-      <w:r>
-        <w:rPr>
-          <w:sz w:val="28"/>
-          <w:szCs w:val="28"/>
-          <w:lang w:val="ru-RU"/>
-        </w:rPr>
-        <w:t>/</w:t>
-      </w:r>
-      <w:proofErr w:type="spellStart"/>
-      <w:r>
-        <w:rPr>
-          <w:sz w:val="28"/>
-          <w:szCs w:val="28"/>
-        </w:rPr>
-        <w:t>tracert</w:t>
-      </w:r>
-      <w:proofErr w:type="spellEnd"/>
+        <w:t xml:space="preserve">в ходе выполнения лабораторной работы был разработан </w:t>
+      </w:r>
+      <w:r>
+        <w:rPr>
+          <w:sz w:val="28"/>
+          <w:szCs w:val="28"/>
+        </w:rPr>
+        <w:t>P</w:t>
+      </w:r>
+      <w:r>
+        <w:rPr>
+          <w:sz w:val="28"/>
+          <w:szCs w:val="28"/>
+          <w:lang w:val="ru-RU"/>
+        </w:rPr>
+        <w:t>2</w:t>
+      </w:r>
+      <w:r>
+        <w:rPr>
+          <w:sz w:val="28"/>
+          <w:szCs w:val="28"/>
+        </w:rPr>
+        <w:t>P</w:t>
+      </w:r>
       <w:r>
         <w:rPr>
           <w:sz w:val="28"/>
@@ -2348,327 +3962,132 @@
           <w:szCs w:val="28"/>
           <w:lang w:val="ru-RU"/>
         </w:rPr>
-        <w:t xml:space="preserve">на </w:t>
-      </w:r>
-      <w:r>
-        <w:rPr>
-          <w:sz w:val="28"/>
-          <w:szCs w:val="28"/>
-        </w:rPr>
-        <w:t>Windows</w:t>
-      </w:r>
-      <w:r>
-        <w:rPr>
-          <w:sz w:val="28"/>
-          <w:szCs w:val="28"/>
-          <w:lang w:val="ru-RU"/>
-        </w:rPr>
-        <w:t xml:space="preserve"> </w:t>
-      </w:r>
-      <w:r>
-        <w:rPr>
-          <w:sz w:val="28"/>
-          <w:szCs w:val="28"/>
-          <w:lang w:val="ru-RU"/>
-        </w:rPr>
-        <w:t xml:space="preserve">с использованием </w:t>
-      </w:r>
-      <w:r>
-        <w:rPr>
-          <w:sz w:val="28"/>
-          <w:szCs w:val="28"/>
-        </w:rPr>
-        <w:t>ICMP</w:t>
-      </w:r>
-      <w:r>
-        <w:rPr>
-          <w:sz w:val="28"/>
-          <w:szCs w:val="28"/>
-          <w:lang w:val="ru-RU"/>
-        </w:rPr>
-        <w:t xml:space="preserve"> </w:t>
-      </w:r>
-      <w:r>
-        <w:rPr>
-          <w:sz w:val="28"/>
-          <w:szCs w:val="28"/>
-        </w:rPr>
-        <w:t>request</w:t>
-      </w:r>
-      <w:r>
-        <w:rPr>
-          <w:sz w:val="28"/>
-          <w:szCs w:val="28"/>
-          <w:lang w:val="ru-RU"/>
-        </w:rPr>
-        <w:t xml:space="preserve"> </w:t>
-      </w:r>
-      <w:r>
-        <w:rPr>
-          <w:sz w:val="28"/>
-          <w:szCs w:val="28"/>
-          <w:lang w:val="ru-RU"/>
-        </w:rPr>
-        <w:t>в качестве отправляемых пакетов.</w:t>
-      </w:r>
-      <w:r>
-        <w:rPr>
-          <w:sz w:val="28"/>
-          <w:szCs w:val="28"/>
-          <w:lang w:val="ru-RU"/>
-        </w:rPr>
-        <w:t xml:space="preserve"> Данный выбор позволил легко улавливать приходящие пакеты, работающим приложением, в отличии от работы с </w:t>
-      </w:r>
-      <w:r>
-        <w:rPr>
-          <w:sz w:val="28"/>
-          <w:szCs w:val="28"/>
-        </w:rPr>
-        <w:t>UDP</w:t>
-      </w:r>
-      <w:r>
-        <w:rPr>
-          <w:sz w:val="28"/>
-          <w:szCs w:val="28"/>
-          <w:lang w:val="ru-RU"/>
-        </w:rPr>
-        <w:t xml:space="preserve">, где </w:t>
-      </w:r>
-      <w:r>
-        <w:rPr>
-          <w:sz w:val="28"/>
-          <w:szCs w:val="28"/>
-        </w:rPr>
-        <w:t>ICMP</w:t>
-      </w:r>
-      <w:r>
-        <w:rPr>
-          <w:sz w:val="28"/>
-          <w:szCs w:val="28"/>
-          <w:lang w:val="ru-RU"/>
-        </w:rPr>
-        <w:t xml:space="preserve"> </w:t>
-      </w:r>
-      <w:r>
-        <w:rPr>
-          <w:sz w:val="28"/>
-          <w:szCs w:val="28"/>
-          <w:lang w:val="ru-RU"/>
-        </w:rPr>
-        <w:t>ответы</w:t>
-      </w:r>
-      <w:r>
-        <w:rPr>
-          <w:sz w:val="28"/>
-          <w:szCs w:val="28"/>
-          <w:lang w:val="ru-RU"/>
-        </w:rPr>
-        <w:t xml:space="preserve"> </w:t>
-      </w:r>
-      <w:r>
-        <w:rPr>
-          <w:sz w:val="28"/>
-          <w:szCs w:val="28"/>
-        </w:rPr>
-        <w:t>Port</w:t>
-      </w:r>
-      <w:r>
-        <w:rPr>
-          <w:sz w:val="28"/>
-          <w:szCs w:val="28"/>
-          <w:lang w:val="ru-RU"/>
-        </w:rPr>
-        <w:t xml:space="preserve"> </w:t>
-      </w:r>
-      <w:r>
-        <w:rPr>
-          <w:sz w:val="28"/>
-          <w:szCs w:val="28"/>
-        </w:rPr>
-        <w:t>unreachable</w:t>
-      </w:r>
-      <w:r>
-        <w:rPr>
-          <w:sz w:val="28"/>
-          <w:szCs w:val="28"/>
-          <w:lang w:val="ru-RU"/>
-        </w:rPr>
-        <w:t xml:space="preserve"> на </w:t>
-      </w:r>
-      <w:r>
-        <w:rPr>
-          <w:sz w:val="28"/>
-          <w:szCs w:val="28"/>
-        </w:rPr>
-        <w:t>UDP</w:t>
-      </w:r>
-      <w:r>
-        <w:rPr>
-          <w:sz w:val="28"/>
-          <w:szCs w:val="28"/>
-          <w:lang w:val="ru-RU"/>
-        </w:rPr>
-        <w:t xml:space="preserve"> </w:t>
-      </w:r>
-      <w:r>
-        <w:rPr>
-          <w:sz w:val="28"/>
-          <w:szCs w:val="28"/>
-          <w:lang w:val="ru-RU"/>
-        </w:rPr>
-        <w:t xml:space="preserve">могут перехватываться </w:t>
-      </w:r>
-      <w:r>
-        <w:rPr>
-          <w:sz w:val="28"/>
-          <w:szCs w:val="28"/>
-        </w:rPr>
-        <w:t>Windows</w:t>
-      </w:r>
-      <w:r>
-        <w:rPr>
-          <w:sz w:val="28"/>
-          <w:szCs w:val="28"/>
-          <w:lang w:val="ru-RU"/>
-        </w:rPr>
-        <w:t xml:space="preserve"> </w:t>
-      </w:r>
-      <w:r>
-        <w:rPr>
-          <w:sz w:val="28"/>
-          <w:szCs w:val="28"/>
-          <w:lang w:val="ru-RU"/>
-        </w:rPr>
-        <w:t>и не доходить до приложения</w:t>
-      </w:r>
-      <w:r>
-        <w:rPr>
-          <w:sz w:val="28"/>
-          <w:szCs w:val="28"/>
-          <w:lang w:val="ru-RU"/>
-        </w:rPr>
-        <w:t>.</w:t>
-      </w:r>
-      <w:r>
-        <w:rPr>
-          <w:sz w:val="28"/>
-          <w:szCs w:val="28"/>
-          <w:lang w:val="ru-RU"/>
-        </w:rPr>
-        <w:t xml:space="preserve"> Разработанный программный продукт умеет работать как с </w:t>
-      </w:r>
-      <w:r>
-        <w:rPr>
-          <w:sz w:val="28"/>
-          <w:szCs w:val="28"/>
-        </w:rPr>
-        <w:t>IP</w:t>
-      </w:r>
-      <w:r>
-        <w:rPr>
-          <w:sz w:val="28"/>
-          <w:szCs w:val="28"/>
-          <w:lang w:val="ru-RU"/>
-        </w:rPr>
-        <w:t xml:space="preserve"> </w:t>
-      </w:r>
-      <w:r>
-        <w:rPr>
-          <w:sz w:val="28"/>
-          <w:szCs w:val="28"/>
-          <w:lang w:val="ru-RU"/>
-        </w:rPr>
-        <w:t xml:space="preserve">адресами, так и разрешать доменные имена с помощью дополнительных </w:t>
-      </w:r>
-      <w:r>
-        <w:rPr>
-          <w:sz w:val="28"/>
-          <w:szCs w:val="28"/>
-        </w:rPr>
-        <w:t>DNS</w:t>
-      </w:r>
-      <w:r>
-        <w:rPr>
-          <w:sz w:val="28"/>
-          <w:szCs w:val="28"/>
-          <w:lang w:val="ru-RU"/>
-        </w:rPr>
-        <w:t xml:space="preserve"> </w:t>
-      </w:r>
-      <w:r>
-        <w:rPr>
-          <w:sz w:val="28"/>
-          <w:szCs w:val="28"/>
-          <w:lang w:val="ru-RU"/>
-        </w:rPr>
-        <w:t>запросов.</w:t>
-      </w:r>
-      <w:r>
-        <w:rPr>
-          <w:sz w:val="28"/>
-          <w:szCs w:val="28"/>
-          <w:lang w:val="ru-RU"/>
-        </w:rPr>
-        <w:t xml:space="preserve"> </w:t>
-      </w:r>
-      <w:r>
-        <w:rPr>
-          <w:sz w:val="28"/>
-          <w:szCs w:val="28"/>
-          <w:lang w:val="ru-RU"/>
-        </w:rPr>
-        <w:t xml:space="preserve">Анализ пакетов в </w:t>
-      </w:r>
-      <w:r>
-        <w:rPr>
-          <w:sz w:val="28"/>
-          <w:szCs w:val="28"/>
-        </w:rPr>
-        <w:t>Wireshark</w:t>
-      </w:r>
-      <w:r>
-        <w:rPr>
-          <w:sz w:val="28"/>
-          <w:szCs w:val="28"/>
-          <w:lang w:val="ru-RU"/>
-        </w:rPr>
-        <w:t xml:space="preserve"> </w:t>
-      </w:r>
-      <w:proofErr w:type="gramStart"/>
-      <w:r>
-        <w:rPr>
-          <w:sz w:val="28"/>
-          <w:szCs w:val="28"/>
-          <w:lang w:val="ru-RU"/>
-        </w:rPr>
-        <w:t>показал</w:t>
-      </w:r>
-      <w:proofErr w:type="gramEnd"/>
-      <w:r>
-        <w:rPr>
-          <w:sz w:val="28"/>
-          <w:szCs w:val="28"/>
-          <w:lang w:val="ru-RU"/>
-        </w:rPr>
-        <w:t xml:space="preserve"> что все пакеты формируются правильно и их маршрут соответствует стандартному </w:t>
-      </w:r>
-      <w:proofErr w:type="spellStart"/>
-      <w:r>
-        <w:rPr>
-          <w:sz w:val="28"/>
-          <w:szCs w:val="28"/>
-        </w:rPr>
-        <w:t>tracert</w:t>
-      </w:r>
-      <w:proofErr w:type="spellEnd"/>
-      <w:r>
-        <w:rPr>
-          <w:sz w:val="28"/>
-          <w:szCs w:val="28"/>
-          <w:lang w:val="ru-RU"/>
-        </w:rPr>
-        <w:t>.</w:t>
-      </w:r>
+        <w:t>чат,</w:t>
+      </w:r>
+      <w:r>
+        <w:rPr>
+          <w:sz w:val="28"/>
+          <w:szCs w:val="28"/>
+          <w:lang w:val="ru-RU"/>
+        </w:rPr>
+        <w:t xml:space="preserve"> работающий </w:t>
+      </w:r>
+      <w:r>
+        <w:rPr>
+          <w:sz w:val="28"/>
+          <w:szCs w:val="28"/>
+          <w:lang w:val="ru-RU"/>
+        </w:rPr>
+        <w:t xml:space="preserve">написанный на C# с использованием графического интерфейса WPF. Подключенные копии программы могут хранить историю сообщений </w:t>
+      </w:r>
+      <w:r>
+        <w:rPr>
+          <w:sz w:val="28"/>
+          <w:szCs w:val="28"/>
+          <w:lang w:val="ru-RU"/>
+        </w:rPr>
+        <w:t>для узлов,</w:t>
+      </w:r>
+      <w:r>
+        <w:rPr>
+          <w:sz w:val="28"/>
+          <w:szCs w:val="28"/>
+          <w:lang w:val="ru-RU"/>
+        </w:rPr>
+        <w:t xml:space="preserve"> которые подключились к чату после </w:t>
+      </w:r>
+      <w:r>
+        <w:rPr>
+          <w:sz w:val="28"/>
+          <w:szCs w:val="28"/>
+          <w:lang w:val="ru-RU"/>
+        </w:rPr>
+        <w:t>того,</w:t>
+      </w:r>
+      <w:r>
+        <w:rPr>
+          <w:sz w:val="28"/>
+          <w:szCs w:val="28"/>
+          <w:lang w:val="ru-RU"/>
+        </w:rPr>
+        <w:t xml:space="preserve"> как сообщения были написаны. Приложение использует UDP Broadcast для поиска узлов в локальной сети уже подключенные к чату, после получившие Broadcast </w:t>
+      </w:r>
+      <w:r>
+        <w:rPr>
+          <w:sz w:val="28"/>
+          <w:szCs w:val="28"/>
+          <w:lang w:val="ru-RU"/>
+        </w:rPr>
+        <w:t xml:space="preserve">пакет </w:t>
+      </w:r>
+      <w:r>
+        <w:rPr>
+          <w:sz w:val="28"/>
+          <w:szCs w:val="28"/>
+          <w:lang w:val="ru-RU"/>
+        </w:rPr>
+        <w:t xml:space="preserve">узлы отправляют UDP </w:t>
+      </w:r>
+      <w:r>
+        <w:rPr>
+          <w:sz w:val="28"/>
+          <w:szCs w:val="28"/>
+          <w:lang w:val="ru-RU"/>
+        </w:rPr>
+        <w:t>пакет,</w:t>
+      </w:r>
+      <w:r>
+        <w:rPr>
+          <w:sz w:val="28"/>
+          <w:szCs w:val="28"/>
+          <w:lang w:val="ru-RU"/>
+        </w:rPr>
+        <w:t xml:space="preserve"> направленный </w:t>
+      </w:r>
+      <w:r>
+        <w:rPr>
+          <w:sz w:val="28"/>
+          <w:szCs w:val="28"/>
+          <w:lang w:val="ru-RU"/>
+        </w:rPr>
+        <w:t>на адрес,</w:t>
+      </w:r>
+      <w:r>
+        <w:rPr>
+          <w:sz w:val="28"/>
+          <w:szCs w:val="28"/>
+          <w:lang w:val="ru-RU"/>
+        </w:rPr>
+        <w:t xml:space="preserve"> с которого пришёл Broadcast со своими данными, а после </w:t>
+      </w:r>
+      <w:r>
+        <w:rPr>
+          <w:sz w:val="28"/>
+          <w:szCs w:val="28"/>
+          <w:lang w:val="ru-RU"/>
+        </w:rPr>
+        <w:t>новый узел</w:t>
+      </w:r>
+      <w:r>
+        <w:rPr>
+          <w:sz w:val="28"/>
+          <w:szCs w:val="28"/>
+          <w:lang w:val="ru-RU"/>
+        </w:rPr>
+        <w:t xml:space="preserve"> получает обратные UDP и устанавливает TCP соединения с узлами который отправили UDP ответы. Свой IP адрес, имя и UDP с TCP портом задаются при запуске приложения в отдельном окне.</w:t>
+      </w:r>
+    </w:p>
+    <w:p>
+      <w:pPr>
+        <w:pStyle w:val="Default"/>
+        <w:ind w:firstLine="720"/>
+        <w:jc w:val="both"/>
+        <w:rPr>
+          <w:sz w:val="28"/>
+          <w:szCs w:val="28"/>
+          <w:lang w:val="ru-RU"/>
+        </w:rPr>
+      </w:pPr>
     </w:p>
     <w:sectPr>
       <w:pgSz w:w="11906" w:h="16838"/>
